--- a/lectures/10월 2일 (메모리, 광통신, 매크로).docx
+++ b/lectures/10월 2일 (메모리, 광통신, 매크로).docx
@@ -485,7 +485,7 @@
                 <w:color w:val="1A1A1A"/>
                 <w:sz w:val="19"/>
               </w:rPr>
-              <w:t>10/2 종가. 본주 PER 4배대, ADR 프리미엄 44%</w:t>
+              <w:t>본주 27년 4.1배, 마이크론 대비 약 31% 할인. ADR 44%는 배율 10일 때</w:t>
             </w:r>
           </w:p>
         </w:tc>
@@ -853,7 +853,7 @@
                 <w:color w:val="1A1A1A"/>
                 <w:sz w:val="19"/>
               </w:rPr>
-              <w:t>정렬 장비. 희석 후 111백만주, 자리는 5~6만 중반</w:t>
+              <w:t>정렬 장비. 111백만주 확인 전 단일 목표가 금지</w:t>
             </w:r>
           </w:p>
         </w:tc>
@@ -1037,7 +1037,7 @@
                 <w:color w:val="1A1A1A"/>
                 <w:sz w:val="19"/>
               </w:rPr>
-              <w:t>규제 간극, IPO 2조 달러는 Bull</w:t>
+              <w:t>2조는 플랫폼 배수. 마진 25%만으로는 약 1.1조</w:t>
             </w:r>
           </w:p>
         </w:tc>
@@ -1725,7 +1725,7 @@
                 <w:color w:val="1A1A1A"/>
                 <w:sz w:val="19"/>
               </w:rPr>
-              <w:t>ADR 263만원, 프리미엄 44%</w:t>
+              <w:t>28만원 EPS면 이미 6.6배</w:t>
             </w:r>
           </w:p>
         </w:tc>
@@ -1754,7 +1754,7 @@
                 <w:color w:val="1A1A1A"/>
                 <w:sz w:val="19"/>
               </w:rPr>
-              <w:t>싸 보이는 4배는 피크 이익 착시를 경계</w:t>
+              <w:t>220~250만은 8~9배. ADR 263만은 배율 10</w:t>
             </w:r>
           </w:p>
         </w:tc>
@@ -1862,7 +1862,7 @@
                 <w:color w:val="1A1A1A"/>
                 <w:sz w:val="19"/>
               </w:rPr>
-              <w:t>환율 1480→1370이면 컨센 약 10% 여지</w:t>
+              <w:t>환율 1480→1370의 1차 효과는 −7.4%</w:t>
             </w:r>
           </w:p>
         </w:tc>
@@ -1970,7 +1970,7 @@
                 <w:color w:val="1A1A1A"/>
                 <w:sz w:val="19"/>
               </w:rPr>
-              <w:t>피크 대비 가격 -26%. 이익은 그보다 덜 하락</w:t>
+              <w:t>가격 −26%. Base 이익 한복판은 약 −36%</w:t>
             </w:r>
           </w:p>
         </w:tc>
@@ -2402,7 +2402,7 @@
                 <w:color w:val="1A1A1A"/>
                 <w:sz w:val="19"/>
               </w:rPr>
-              <w:t>28년 PER 30~40배 하단, 5~6만원 중반</w:t>
+              <w:t>30배 하단은 4.2만 또는 2.9만</w:t>
             </w:r>
           </w:p>
         </w:tc>
@@ -2465,7 +2465,7 @@
                 <w:color w:val="1A1A1A"/>
                 <w:sz w:val="19"/>
               </w:rPr>
-              <w:t>2028년 매출 1,950억 달러 전제</w:t>
+              <w:t>사모 9,650억은 CAGR 21.4%로 설명</w:t>
             </w:r>
           </w:p>
           <w:p>
@@ -2481,7 +2481,7 @@
                 <w:color w:val="1A1A1A"/>
                 <w:sz w:val="19"/>
               </w:rPr>
-              <w:t>사모가치 9,650억 달러</w:t>
+              <w:t>마진 25%만이면 약 1.1조</w:t>
             </w:r>
           </w:p>
         </w:tc>
@@ -2510,7 +2510,7 @@
                 <w:color w:val="1A1A1A"/>
                 <w:sz w:val="19"/>
               </w:rPr>
-              <w:t>IPO 2조 달러는 플랫폼화 Bull</w:t>
+              <w:t>2조는 그 위 플랫폼 배수 약 1.8배</w:t>
             </w:r>
           </w:p>
         </w:tc>
@@ -6237,7 +6237,7 @@
                 <w:color w:val="1A1A1A"/>
                 <w:sz w:val="21"/>
               </w:rPr>
-              <w:t>미국 메모리는 6~7배, 하이닉스·삼성 본주는 27년 4.1배입니다. 과거 한국 사이클 4~8배, 미국 10배 안팎의 틀 안에 있습니다.</w:t>
+              <w:t>미국 메모리는 6~7배, 하이닉스·삼성 본주는 27년 4.1배입니다. 본주는 마이크론 CY27 6.0배보다 약 31% 쌉니다.</w:t>
             </w:r>
           </w:p>
           <w:p>
@@ -6252,7 +6252,7 @@
                 <w:color w:val="1A1A1A"/>
                 <w:sz w:val="21"/>
               </w:rPr>
-              <w:t>ADR은 본주 대비 44% 프리미엄입니다. 30%로 좁히면 본주 202만원, 20%면 219만원입니다.</w:t>
+              <w:t>ADR 195.13달러 × 1,347원 = 26.3만원입니다. 263만원과 프리미엄 43%, 본주 202만·219만은 배율 10(ADR 10주 = 본주 1주)일 때만 성립합니다. 그 배율은 원문에 없고, 확인 전에는 확정 목표로 쓰지 않습니다.</w:t>
             </w:r>
           </w:p>
           <w:p>
@@ -6904,7 +6904,7 @@
                 <w:color w:val="1A1A1A"/>
                 <w:sz w:val="19"/>
               </w:rPr>
-              <w:t>= 263만원</w:t>
+              <w:t>×1,347 = 26.3만원</w:t>
             </w:r>
           </w:p>
         </w:tc>
@@ -6933,7 +6933,7 @@
                 <w:color w:val="1A1A1A"/>
                 <w:sz w:val="19"/>
               </w:rPr>
-              <w:t>26년 / 27년</w:t>
+              <w:t>×10 = 263만원</w:t>
             </w:r>
           </w:p>
         </w:tc>
@@ -6962,7 +6962,7 @@
                 <w:color w:val="1A1A1A"/>
                 <w:sz w:val="19"/>
               </w:rPr>
-              <w:t>7.5배 / 5.9배</w:t>
+              <w:t>배율 10일 때만 프리미엄 43%</w:t>
             </w:r>
           </w:p>
         </w:tc>
@@ -7470,7 +7470,7 @@
           <w:color w:val="1A1A1A"/>
           <w:sz w:val="22"/>
         </w:rPr>
-        <w:t>ADR 환산은 1,347원/달러입니다. 하이닉스 ADR은 마이크론과 거의 동급이고, 과거 한국 주식이 받던 −20~−50% 할인과는 다른 자리입니다. 27년 EPS에 환율 하향 여지(증권사 1,480원 → 1,370원)를 넣으면 할인율은 한 자릿수로 줄고, 실질적으로는 10% 중반대 할인으로 봐도 됩니다.</w:t>
+        <w:t>195.13 × 1,347 = 262,840원, 26.3만원입니다. 10을 곱하면 262.8만원이고, 원문의 263만원·PER 7.5배·5.9배·프리미엄 43%가 맞습니다. 그 10은 1 ADR = 본주 0.1주라는 뜻인데 원문은 적지 않았습니다. 8월 18일 환산도 같은 10배입니다. 배율이 확인되기 전에는 202만원·219만원을 본주 목표로 확정하지 않습니다.</w:t>
       </w:r>
     </w:p>
     <w:p>
@@ -7486,7 +7486,7 @@
           <w:color w:val="1A1A1A"/>
           <w:sz w:val="22"/>
         </w:rPr>
-        <w:t>원화 강세 5~10%는 삼전·닉스에 6~12% 하락 요인입니다. 27년 환율 가정이 1,480원에서 1,370원으로 바뀌면 현재 컨센서스에 약 10% 하향 여지가 있습니다. 그 조정을 반영해도 본주의 마이크론 대비 할인은 −30% 초반으로, 과거 할인 범위의 중간입니다.</w:t>
+        <w:t>상대가치는 본주만 씁니다. 27년 4.15배는 마이크론 CY27 5.97배보다 30.5% 쌉니다. 환율 가정을 1,480원에서 1,370원으로 바꾸면 1차 효과는 −7.4%입니다. 약 −10%는 전가와 믹스까지 넣은 버퍼로만 말합니다.</w:t>
       </w:r>
     </w:p>
     <w:p>
@@ -7922,7 +7922,23 @@
           <w:color w:val="1E407C"/>
           <w:sz w:val="26"/>
         </w:rPr>
-        <w:t>3) ADR 프리미엄으로 본주를 되돌리면</w:t>
+        <w:t>3) 28년 EPS로 다시 보면 4.1배가 아니다</w:t>
+      </w:r>
+    </w:p>
+    <w:p>
+      <w:pPr>
+        <w:spacing w:after="120" w:before="0" w:line="283" w:lineRule="auto"/>
+        <w:jc w:val="left"/>
+      </w:pPr>
+      <w:r>
+        <w:rPr>
+          <w:rFonts w:ascii="맑은 고딕" w:hAnsi="맑은 고딕" w:eastAsia="맑은 고딕"/>
+          <w:b w:val="0"/>
+          <w:i w:val="0"/>
+          <w:color w:val="1A1A1A"/>
+          <w:sz w:val="22"/>
+        </w:rPr>
+        <w:t>4.1배는 27년 EPS 44.4만원의 배수입니다. 원문이 말하는 정상화 EPS의 중심을 28만원으로 두면, 현재 184.2만원은 그 이익의 6.6배입니다.</w:t>
       </w:r>
     </w:p>
     <w:tbl>
@@ -7951,7 +7967,7 @@
         </w:trPr>
         <w:tc>
           <w:tcPr>
-            <w:tcW w:type="dxa" w:w="2268"/>
+            <w:tcW w:type="dxa" w:w="3175"/>
             <w:shd w:val="clear" w:color="auto" w:fill="0F2043"/>
             <w:tcMar>
               <w:top w:w="60" w:type="dxa"/>
@@ -7974,13 +7990,13 @@
                 <w:color w:val="FFFFFF"/>
                 <w:sz w:val="19"/>
               </w:rPr>
-              <w:t>프리미엄 가정</w:t>
-            </w:r>
-          </w:p>
-        </w:tc>
-        <w:tc>
-          <w:tcPr>
-            <w:tcW w:type="dxa" w:w="2948"/>
+              <w:t>28년 EPS 28만원에</w:t>
+            </w:r>
+          </w:p>
+        </w:tc>
+        <w:tc>
+          <w:tcPr>
+            <w:tcW w:type="dxa" w:w="2835"/>
             <w:shd w:val="clear" w:color="auto" w:fill="0F2043"/>
             <w:tcMar>
               <w:top w:w="60" w:type="dxa"/>
@@ -8003,13 +8019,13 @@
                 <w:color w:val="FFFFFF"/>
                 <w:sz w:val="19"/>
               </w:rPr>
-              <w:t>본주 환산</w:t>
-            </w:r>
-          </w:p>
-        </w:tc>
-        <w:tc>
-          <w:tcPr>
-            <w:tcW w:type="dxa" w:w="4762"/>
+              <w:t>주가</w:t>
+            </w:r>
+          </w:p>
+        </w:tc>
+        <w:tc>
+          <w:tcPr>
+            <w:tcW w:type="dxa" w:w="3969"/>
             <w:shd w:val="clear" w:color="auto" w:fill="0F2043"/>
             <w:tcMar>
               <w:top w:w="60" w:type="dxa"/>
@@ -8032,7 +8048,7 @@
                 <w:color w:val="FFFFFF"/>
                 <w:sz w:val="19"/>
               </w:rPr>
-              <w:t>의미</w:t>
+              <w:t>현재 184.2만원 대비</w:t>
             </w:r>
           </w:p>
         </w:tc>
@@ -8043,7 +8059,7 @@
         </w:trPr>
         <w:tc>
           <w:tcPr>
-            <w:tcW w:type="dxa" w:w="2268"/>
+            <w:tcW w:type="dxa" w:w="3175"/>
             <w:shd w:val="clear" w:color="auto" w:fill="FFFFFF"/>
             <w:tcMar>
               <w:top w:w="60" w:type="dxa"/>
@@ -8066,13 +8082,13 @@
                 <w:color w:val="1A1A1A"/>
                 <w:sz w:val="19"/>
               </w:rPr>
-              <w:t>현재 44%</w:t>
-            </w:r>
-          </w:p>
-        </w:tc>
-        <w:tc>
-          <w:tcPr>
-            <w:tcW w:type="dxa" w:w="2948"/>
+              <w:t>4배</w:t>
+            </w:r>
+          </w:p>
+        </w:tc>
+        <w:tc>
+          <w:tcPr>
+            <w:tcW w:type="dxa" w:w="2835"/>
             <w:shd w:val="clear" w:color="auto" w:fill="FFFFFF"/>
             <w:tcMar>
               <w:top w:w="60" w:type="dxa"/>
@@ -8095,13 +8111,13 @@
                 <w:color w:val="1A1A1A"/>
                 <w:sz w:val="19"/>
               </w:rPr>
-              <w:t>184.2만원 (실제)</w:t>
-            </w:r>
-          </w:p>
-        </w:tc>
-        <w:tc>
-          <w:tcPr>
-            <w:tcW w:type="dxa" w:w="4762"/>
+              <w:t>112만원</w:t>
+            </w:r>
+          </w:p>
+        </w:tc>
+        <w:tc>
+          <w:tcPr>
+            <w:tcW w:type="dxa" w:w="3969"/>
             <w:shd w:val="clear" w:color="auto" w:fill="FFFFFF"/>
             <w:tcMar>
               <w:top w:w="60" w:type="dxa"/>
@@ -8124,7 +8140,7 @@
                 <w:color w:val="1A1A1A"/>
                 <w:sz w:val="19"/>
               </w:rPr>
-              <w:t>ADR 263만원 / 본주</w:t>
+              <w:t>−39%</w:t>
             </w:r>
           </w:p>
         </w:tc>
@@ -8135,7 +8151,7 @@
         </w:trPr>
         <w:tc>
           <w:tcPr>
-            <w:tcW w:type="dxa" w:w="2268"/>
+            <w:tcW w:type="dxa" w:w="3175"/>
             <w:shd w:val="clear" w:color="auto" w:fill="F7F9FC"/>
             <w:tcMar>
               <w:top w:w="60" w:type="dxa"/>
@@ -8158,13 +8174,13 @@
                 <w:color w:val="1A1A1A"/>
                 <w:sz w:val="19"/>
               </w:rPr>
-              <w:t>30%</w:t>
-            </w:r>
-          </w:p>
-        </w:tc>
-        <w:tc>
-          <w:tcPr>
-            <w:tcW w:type="dxa" w:w="2948"/>
+              <w:t>6배</w:t>
+            </w:r>
+          </w:p>
+        </w:tc>
+        <w:tc>
+          <w:tcPr>
+            <w:tcW w:type="dxa" w:w="2835"/>
             <w:shd w:val="clear" w:color="auto" w:fill="F7F9FC"/>
             <w:tcMar>
               <w:top w:w="60" w:type="dxa"/>
@@ -8187,13 +8203,13 @@
                 <w:color w:val="1A1A1A"/>
                 <w:sz w:val="19"/>
               </w:rPr>
-              <w:t>202만원</w:t>
-            </w:r>
-          </w:p>
-        </w:tc>
-        <w:tc>
-          <w:tcPr>
-            <w:tcW w:type="dxa" w:w="4762"/>
+              <w:t>168만원</w:t>
+            </w:r>
+          </w:p>
+        </w:tc>
+        <w:tc>
+          <w:tcPr>
+            <w:tcW w:type="dxa" w:w="3969"/>
             <w:shd w:val="clear" w:color="auto" w:fill="F7F9FC"/>
             <w:tcMar>
               <w:top w:w="60" w:type="dxa"/>
@@ -8216,7 +8232,7 @@
                 <w:color w:val="1A1A1A"/>
                 <w:sz w:val="19"/>
               </w:rPr>
-              <w:t>최근 실제 프리미엄을 한 단계 정상화</w:t>
+              <w:t>−9%</w:t>
             </w:r>
           </w:p>
         </w:tc>
@@ -8227,7 +8243,7 @@
         </w:trPr>
         <w:tc>
           <w:tcPr>
-            <w:tcW w:type="dxa" w:w="2268"/>
+            <w:tcW w:type="dxa" w:w="3175"/>
             <w:shd w:val="clear" w:color="auto" w:fill="FFFFFF"/>
             <w:tcMar>
               <w:top w:w="60" w:type="dxa"/>
@@ -8250,13 +8266,13 @@
                 <w:color w:val="1A1A1A"/>
                 <w:sz w:val="19"/>
               </w:rPr>
-              <w:t>20%</w:t>
-            </w:r>
-          </w:p>
-        </w:tc>
-        <w:tc>
-          <w:tcPr>
-            <w:tcW w:type="dxa" w:w="2948"/>
+              <w:t>8배</w:t>
+            </w:r>
+          </w:p>
+        </w:tc>
+        <w:tc>
+          <w:tcPr>
+            <w:tcW w:type="dxa" w:w="2835"/>
             <w:shd w:val="clear" w:color="auto" w:fill="FFFFFF"/>
             <w:tcMar>
               <w:top w:w="60" w:type="dxa"/>
@@ -8279,13 +8295,13 @@
                 <w:color w:val="1A1A1A"/>
                 <w:sz w:val="19"/>
               </w:rPr>
-              <w:t>219만원</w:t>
-            </w:r>
-          </w:p>
-        </w:tc>
-        <w:tc>
-          <w:tcPr>
-            <w:tcW w:type="dxa" w:w="4762"/>
+              <w:t>224만원</w:t>
+            </w:r>
+          </w:p>
+        </w:tc>
+        <w:tc>
+          <w:tcPr>
+            <w:tcW w:type="dxa" w:w="3969"/>
             <w:shd w:val="clear" w:color="auto" w:fill="FFFFFF"/>
             <w:tcMar>
               <w:top w:w="60" w:type="dxa"/>
@@ -8308,7 +8324,99 @@
                 <w:color w:val="1A1A1A"/>
                 <w:sz w:val="19"/>
               </w:rPr>
-              <w:t>TSMC식 정상 프리미엄에 가까운 자리</w:t>
+              <w:t>+22%</w:t>
+            </w:r>
+          </w:p>
+        </w:tc>
+      </w:tr>
+      <w:tr>
+        <w:trPr>
+          <w:cantSplit/>
+        </w:trPr>
+        <w:tc>
+          <w:tcPr>
+            <w:tcW w:type="dxa" w:w="3175"/>
+            <w:shd w:val="clear" w:color="auto" w:fill="F7F9FC"/>
+            <w:tcMar>
+              <w:top w:w="60" w:type="dxa"/>
+              <w:left w:w="80" w:type="dxa"/>
+              <w:bottom w:w="60" w:type="dxa"/>
+              <w:right w:w="80" w:type="dxa"/>
+            </w:tcMar>
+          </w:tcPr>
+          <w:p>
+            <w:pPr>
+              <w:spacing w:before="0" w:after="0" w:line="269" w:lineRule="auto"/>
+              <w:jc w:val="left"/>
+            </w:pPr>
+            <w:r/>
+            <w:r>
+              <w:rPr>
+                <w:rFonts w:ascii="맑은 고딕" w:hAnsi="맑은 고딕" w:eastAsia="맑은 고딕"/>
+                <w:b/>
+                <w:i w:val="0"/>
+                <w:color w:val="1A1A1A"/>
+                <w:sz w:val="19"/>
+              </w:rPr>
+              <w:t>9배</w:t>
+            </w:r>
+          </w:p>
+        </w:tc>
+        <w:tc>
+          <w:tcPr>
+            <w:tcW w:type="dxa" w:w="2835"/>
+            <w:shd w:val="clear" w:color="auto" w:fill="F7F9FC"/>
+            <w:tcMar>
+              <w:top w:w="60" w:type="dxa"/>
+              <w:left w:w="80" w:type="dxa"/>
+              <w:bottom w:w="60" w:type="dxa"/>
+              <w:right w:w="80" w:type="dxa"/>
+            </w:tcMar>
+          </w:tcPr>
+          <w:p>
+            <w:pPr>
+              <w:spacing w:before="0" w:after="0" w:line="269" w:lineRule="auto"/>
+              <w:jc w:val="center"/>
+            </w:pPr>
+            <w:r/>
+            <w:r>
+              <w:rPr>
+                <w:rFonts w:ascii="맑은 고딕" w:hAnsi="맑은 고딕" w:eastAsia="맑은 고딕"/>
+                <w:b w:val="0"/>
+                <w:i w:val="0"/>
+                <w:color w:val="1A1A1A"/>
+                <w:sz w:val="19"/>
+              </w:rPr>
+              <w:t>252만원</w:t>
+            </w:r>
+          </w:p>
+        </w:tc>
+        <w:tc>
+          <w:tcPr>
+            <w:tcW w:type="dxa" w:w="3969"/>
+            <w:shd w:val="clear" w:color="auto" w:fill="F7F9FC"/>
+            <w:tcMar>
+              <w:top w:w="60" w:type="dxa"/>
+              <w:left w:w="80" w:type="dxa"/>
+              <w:bottom w:w="60" w:type="dxa"/>
+              <w:right w:w="80" w:type="dxa"/>
+            </w:tcMar>
+          </w:tcPr>
+          <w:p>
+            <w:pPr>
+              <w:spacing w:before="0" w:after="0" w:line="269" w:lineRule="auto"/>
+              <w:jc w:val="center"/>
+            </w:pPr>
+            <w:r/>
+            <w:r>
+              <w:rPr>
+                <w:rFonts w:ascii="맑은 고딕" w:hAnsi="맑은 고딕" w:eastAsia="맑은 고딕"/>
+                <w:b w:val="0"/>
+                <w:i w:val="0"/>
+                <w:color w:val="1A1A1A"/>
+                <w:sz w:val="19"/>
+              </w:rPr>
+              <w:t>+37%</w:t>
             </w:r>
           </w:p>
         </w:tc>
@@ -8318,6 +8426,22 @@
       <w:pPr>
         <w:spacing w:after="160" w:before="40"/>
       </w:pPr>
+    </w:p>
+    <w:p>
+      <w:pPr>
+        <w:spacing w:after="120" w:before="0" w:line="283" w:lineRule="auto"/>
+        <w:jc w:val="left"/>
+      </w:pPr>
+      <w:r>
+        <w:rPr>
+          <w:rFonts w:ascii="맑은 고딕" w:hAnsi="맑은 고딕" w:eastAsia="맑은 고딕"/>
+          <w:b w:val="0"/>
+          <w:i w:val="0"/>
+          <w:color w:val="1A1A1A"/>
+          <w:sz w:val="22"/>
+        </w:rPr>
+        <w:t>220~250만원은 8~9배 칸입니다. 과거 사이클 4~6배에 머물면 현재가보다 낮습니다. 업사이드의 조건은 28년 EPS가 28만원 근처에 남고, 배수가 8배 이상으로 올라가는 것입니다.</w:t>
+      </w:r>
     </w:p>
     <w:p>
       <w:pPr>
@@ -8936,7 +9060,7 @@
                 <w:color w:val="1A1A1A"/>
                 <w:sz w:val="21"/>
               </w:rPr>
-              <w:t>분기 영업이익은 65~75조에서 피크 100~110조로 더 크게 올랐다가, 28년 상반기 55~75조로 가격보다 덜 빠지는 쪽을 먼저 생각합니다.</w:t>
+              <w:t>분기 영업이익은 65~75조에서 피크 100~110조로 올랐다가, 28년 상반기 Base 60~75조입니다. 과거 −70~−80%보다는 완만하고, Base 한복판은 피크 대비 약 −36%로 가격 −26%보다 큽니다.</w:t>
             </w:r>
           </w:p>
           <w:p>
@@ -11618,7 +11742,7 @@
           <w:color w:val="1A1A1A"/>
           <w:sz w:val="22"/>
         </w:rPr>
-        <w:t>Bear에서 ASP −25%, 비트 성장 +15~20%를 넣으면 매출은 −25%가 아니라 −5~−10%입니다. 그래도 마진이 줄므로 영업이익은 매출보다 크게 감소합니다. 피크 분기 100~110조에서 28년 상반기 55~70조가 이 하락 시나리오의 기본이고, 매우 공격적인 Bear에서 40조 이하가 나옵니다.</w:t>
+        <w:t>Bear에서 ASP −25%와 비트 성장 +15~20%를 같이 쓰면 매출은 −14~−10%입니다. 매출 −5%를 말하려면 비트 성장이 +27%여야 합니다. 영업이익은 매출보다 더 줄어, 피크 100~110조에서 28년 상반기 60~75조가 Base이고 40조 이하는 극단입니다. 네 귀퉁이는 피크 대비 −25%(100→75)에서 −45%(110→60)이고, 한복판 105조→67.5조는 −36%입니다.</w:t>
       </w:r>
     </w:p>
     <w:p>
@@ -11634,7 +11758,7 @@
           <w:color w:val="1A1A1A"/>
           <w:sz w:val="22"/>
         </w:rPr>
-        <w:t>BNK의 27년 4분기 40조 이하는, 26년 3분기 가격이 거의 반토막(BNK 자체 전망 43% 하락) 나야 하는 숫자입니다. 불가능한 숫자는 아니지만, 상당히 강한 가격 하락을 전제한 Bear입니다.</w:t>
+        <w:t>BNK의 27년 4분기 40조 이하는 가격 −43%(지수 57, 반토막인 50이 아닙니다)를 전제합니다. 2027년 249조에서 4분기 40조를 빼면 1~3분기 평균은 약 70조라 산술적으로 불가능하지는 않습니다. 극단으로 두는 이유는, 249조가 동종 2027년 평균 약 404조보다 이미 38% 낮기 때문입니다.</w:t>
       </w:r>
     </w:p>
     <w:p>
@@ -13220,7 +13344,7 @@
                 <w:color w:val="1A1A1A"/>
                 <w:sz w:val="19"/>
               </w:rPr>
-              <w:t>263만원</w:t>
+              <w:t>배율 10이면 263만원</w:t>
             </w:r>
           </w:p>
         </w:tc>
@@ -13530,6 +13654,22 @@
       <w:pPr>
         <w:spacing w:after="160" w:before="40"/>
       </w:pPr>
+    </w:p>
+    <w:p>
+      <w:pPr>
+        <w:spacing w:after="120" w:before="0" w:line="283" w:lineRule="auto"/>
+        <w:jc w:val="left"/>
+      </w:pPr>
+      <w:r>
+        <w:rPr>
+          <w:rFonts w:ascii="맑은 고딕" w:hAnsi="맑은 고딕" w:eastAsia="맑은 고딕"/>
+          <w:b w:val="0"/>
+          <w:i w:val="0"/>
+          <w:color w:val="1A1A1A"/>
+          <w:sz w:val="22"/>
+        </w:rPr>
+        <w:t>ADR 7.5배·5.9배는 배율 10일 때의 숫자입니다. 배율 1이면 환산가는 26.3만원이고 이 배수는 쓰지 않습니다. 배율과 무관한 할인율은 본주 27년 4.1배 대 마이크론 6.0배, 약 31%입니다.</w:t>
+      </w:r>
     </w:p>
     <w:p>
       <w:pPr>
@@ -13618,7 +13758,7 @@
                 <w:color w:val="1A1A1A"/>
                 <w:sz w:val="21"/>
               </w:rPr>
-              <w:t>정상화 EPS 20만원 후반 × 8~9배 = 220~250만원.</w:t>
+              <w:t>EPS 28만원 × 8~9배 = 224~252만원. 원문의 220~250만원은 이 반올림입니다.</w:t>
             </w:r>
           </w:p>
           <w:p>
@@ -13633,7 +13773,7 @@
                 <w:color w:val="1A1A1A"/>
                 <w:sz w:val="21"/>
               </w:rPr>
-              <w:t>4~6배대 PER은 피크 이익 착시입니다. 핵심은 2027년 EPS가 아니라 2028년 정상화 EPS입니다.</w:t>
+              <w:t>현재 184만원은 그 28만원의 6.6배입니다. 4.1배는 27년 EPS의 배수입니다. 4~6배(112~168만원)에 머물면 현재가보다 낮습니다.</w:t>
             </w:r>
           </w:p>
         </w:tc>
@@ -17072,7 +17212,7 @@
                 <w:color w:val="1A1A1A"/>
                 <w:sz w:val="21"/>
               </w:rPr>
-              <w:t>현시점에서 볼 자리는 28년 PER 30~40배의 하단, 5~6만원 중반이고, 거기에 안전마진을 더합니다. 주식 수는 전환 후 111백만주입니다.</w:t>
+              <w:t>7만원이 50배라면 EPS는 1,400원입니다. 이 1,400원이 이미 111백만주면 30배는 4.2만원, 40배는 5.6만원입니다. 희석 전이면 30~40배는 2.9~3.8만원입니다. 5~6만원 중반을 30배의 하단으로 말하지 않습니다.</w:t>
             </w:r>
           </w:p>
         </w:tc>
@@ -18913,7 +19053,7 @@
                 <w:color w:val="1A1A1A"/>
                 <w:sz w:val="21"/>
               </w:rPr>
-              <w:t>지금은 28년 PER 30~40배의 하단까지 봅니다. 5~6만원 중반. 거기에 안전마진을 적용하는 것이 적절한 시각입니다.</w:t>
+              <w:t>검색 PER 40~45배가 희석 전이면, 28년 이익이 두 배가 돼도 현재 31,200원은 이미 희석 28년 29~33배입니다. 30배 가격은 2.8~3.2만원입니다.</w:t>
             </w:r>
           </w:p>
           <w:p>
@@ -18928,7 +19068,7 @@
                 <w:color w:val="1A1A1A"/>
                 <w:sz w:val="21"/>
               </w:rPr>
-              <w:t>10/2 주가 31,200원은 그 5~6만원 중반보다 아래입니다. 7만원을 현재 목표로 그대로 쓰지는 않습니다.</w:t>
+              <w:t>검색 PER이 이미 111백만주라면 30배는 4.2~4.7만원입니다. 주수를 확인하기 전에는 한 목표가로 말하지 않습니다. 7만원은 50배라 현재 목표로 쓰지 않습니다.</w:t>
             </w:r>
           </w:p>
         </w:tc>
@@ -22100,7 +22240,7 @@
                 <w:color w:val="1A1A1A"/>
                 <w:sz w:val="21"/>
               </w:rPr>
-              <w:t>시장이 크다는 전제만으로는 2조 달러가 나오지 않습니다.</w:t>
+              <w:t>베이스 8,910억 달러에서 사모가치 9,650억 달러는, 같은 마진에서 CAGR을 20%에서 21.4%로 올리면 설명됩니다.</w:t>
             </w:r>
           </w:p>
           <w:p>
@@ -22115,7 +22255,7 @@
                 <w:color w:val="1A1A1A"/>
                 <w:sz w:val="21"/>
               </w:rPr>
-              <w:t>사용량 과금이 업무 흐름의 반복 매출로 바뀌고, 잉여현금흐름률이 25%까지 가야 하는 Bull입니다.</w:t>
+              <w:t>마진만 20%에서 25%로 올리고 성장 20%를 유지하면 약 1.1조 달러입니다. 2조 달러는 그 위에 플랫폼 배수가 약 1.8배 더 붙어야 합니다.</w:t>
             </w:r>
           </w:p>
           <w:p>
@@ -22130,7 +22270,7 @@
                 <w:color w:val="1A1A1A"/>
                 <w:sz w:val="21"/>
               </w:rPr>
-              <w:t>그 전제가 어긋나면 높은 컴퓨팅 비용이 가치를 빠르게 깎습니다.</w:t>
+              <w:t>그래서 2조는 시장 규모가 아니라 플랫폼 프리미엄의 자리입니다. 실패하면 컴퓨팅 비용이 그 배수를 지웁니다.</w:t>
             </w:r>
           </w:p>
         </w:tc>
@@ -22255,7 +22395,7 @@
                 <w:color w:val="1A1A1A"/>
                 <w:sz w:val="21"/>
               </w:rPr>
-              <w:t>3) 광: GPU 다음이 스위치, 구리, 광, CPO입니다. 중국 규제는 3.2T 공급망 설계이고, 두산 CCL 급락은 과민입니다. 성호전자는 정렬 장비이며, 주식 수는 111백만주, 보는 자리는 5~6만원 중반에 안전마진입니다.</w:t>
+              <w:t>3) 광: GPU 다음이 스위치, 구리, 광, CPO입니다. 두산 CCL 3분기 1,059억은 규제 헤드라인과 다른 층입니다. 성호전자는 정렬 장비이고, 30배 하단은 희석이면 4.2만원, 희석 전이면 2.9만원입니다.</w:t>
             </w:r>
           </w:p>
           <w:p>
@@ -22270,7 +22410,7 @@
                 <w:color w:val="1A1A1A"/>
                 <w:sz w:val="21"/>
               </w:rPr>
-              <w:t>4) HDD와 앤트로픽: HDD −10%는 도시바 물량이 오늘 나온 것이 아니라 20배대 멀티플이 흔들린 것입니다. 앤트로픽 2조 달러는 플랫폼이 돼야 나오는 Bull이고, 그 제품 속도가 메모리 수요의 빈 논박을 채웁니다.</w:t>
+              <w:t>4) HDD와 앤트로픽: HDD −10%는 26배·23배 멀티플의 압축입니다. 앤트로픽 2조는 마진 25%만으로 안 나오고, 약 1.1조 위에 플랫폼 배수 1.8배가 더 필요합니다.</w:t>
             </w:r>
           </w:p>
         </w:tc>
